--- a/7. Project Documentation/Final Report Template.docx
+++ b/7. Project Documentation/Final Report Template.docx
@@ -3763,14 +3763,27 @@
           <w:bCs/>
           <w:color w:val="000000"/>
         </w:rPr>
-        <w:t>Project Demo:</w:t>
-      </w:r>
-      <w:r>
-        <w:rPr>
-          <w:rFonts w:eastAsia="Times New Roman" w:cs="Times New Roman" w:ascii="Times New Roman" w:hAnsi="Times New Roman"/>
-        </w:rPr>
-        <w:t>https://drive.google.com/file/d/1bsTIfBJLqCdv4S75XpUZ_iRN0ONmL9cL/view?usp=sharing</w:t>
-      </w:r>
+        <w:t xml:space="preserve">ProjectDemo: </w:t>
+      </w:r>
+      <w:hyperlink r:id="rId7">
+        <w:r>
+          <w:rPr>
+            <w:rStyle w:val="InternetLink"/>
+            <w:rFonts w:eastAsia="Times New Roman" w:cs="Times New Roman" w:ascii="Mona Sans VF;apple-system;BlinkMacSystemFont;Segoe UI;Noto Sans;Helvetica;Arial;sans-serif;Apple Color Emoji;Segoe UI Emoji" w:hAnsi="Mona Sans VF;apple-system;BlinkMacSystemFont;Segoe UI;Noto Sans;Helvetica;Arial;sans-serif;Apple Color Emoji;Segoe UI Emoji"/>
+            <w:b w:val="false"/>
+            <w:bCs/>
+            <w:i w:val="false"/>
+            <w:caps w:val="false"/>
+            <w:smallCaps w:val="false"/>
+            <w:color w:val="0969DA"/>
+            <w:spacing w:val="0"/>
+            <w:sz w:val="24"/>
+            <w:highlight w:val="white"/>
+            <w:u w:val="single"/>
+          </w:rPr>
+          <w:t>https://drive.google.com/file/d/1bsTIfBJLqCdv4S75XpUZ_iRN0ONmL9cL/view?usp=sharing</w:t>
+        </w:r>
+      </w:hyperlink>
     </w:p>
     <w:p>
       <w:pPr>
